--- a/1-Formal sciences/1-Mathematics/3-Pure Mathematics/3-Space/2-Euclidean Geometry/5-My Source/1-Plane Geometry/22-Plane Shapes/2-Conic Sections and Curves/3-Circle.docx
+++ b/1-Formal sciences/1-Mathematics/3-Pure Mathematics/3-Space/2-Euclidean Geometry/5-My Source/1-Plane Geometry/22-Plane Shapes/2-Conic Sections and Curves/3-Circle.docx
@@ -36,27 +36,7 @@
           <w:sz w:val="18"/>
           <w:highlight w:val="lightGray"/>
         </w:rPr>
-        <w:t xml:space="preserve">: Persons Table -&gt; ID Column: 1, </w:t>
-      </w:r>
-      <w:proofErr w:type="spellStart"/>
-      <w:r>
-        <w:rPr>
-          <w:rFonts w:ascii="Arial" w:eastAsia="Arial" w:hAnsi="Arial" w:cs="Arial"/>
-          <w:color w:val="000000"/>
-          <w:sz w:val="18"/>
-          <w:highlight w:val="lightGray"/>
-        </w:rPr>
-        <w:t>Name_En</w:t>
-      </w:r>
-      <w:proofErr w:type="spellEnd"/>
-      <w:r>
-        <w:rPr>
-          <w:rFonts w:ascii="Arial" w:eastAsia="Arial" w:hAnsi="Arial" w:cs="Arial"/>
-          <w:color w:val="000000"/>
-          <w:sz w:val="18"/>
-          <w:highlight w:val="lightGray"/>
-        </w:rPr>
-        <w:t xml:space="preserve"> Column: Motasem Essam] -&gt; </w:t>
+        <w:t xml:space="preserve">: Persons Table -&gt; ID Column: 1, Name_En Column: Motasem Essam] -&gt; </w:t>
       </w:r>
       <w:r>
         <w:rPr>
@@ -507,27 +487,7 @@
           <w:sz w:val="18"/>
           <w:highlight w:val="lightGray"/>
         </w:rPr>
-        <w:t xml:space="preserve">: Persons Table -&gt; ID Column: 1, </w:t>
-      </w:r>
-      <w:proofErr w:type="spellStart"/>
-      <w:r>
-        <w:rPr>
-          <w:rFonts w:ascii="Arial" w:eastAsia="Arial" w:hAnsi="Arial" w:cs="Arial"/>
-          <w:color w:val="000000"/>
-          <w:sz w:val="18"/>
-          <w:highlight w:val="lightGray"/>
-        </w:rPr>
-        <w:t>Name_En</w:t>
-      </w:r>
-      <w:proofErr w:type="spellEnd"/>
-      <w:r>
-        <w:rPr>
-          <w:rFonts w:ascii="Arial" w:eastAsia="Arial" w:hAnsi="Arial" w:cs="Arial"/>
-          <w:color w:val="000000"/>
-          <w:sz w:val="18"/>
-          <w:highlight w:val="lightGray"/>
-        </w:rPr>
-        <w:t xml:space="preserve"> Column: Motasem Essam] -&gt; </w:t>
+        <w:t xml:space="preserve">: Persons Table -&gt; ID Column: 1, Name_En Column: Motasem Essam] -&gt; </w:t>
       </w:r>
       <w:r>
         <w:rPr>
@@ -1559,27 +1519,7 @@
           <w:sz w:val="18"/>
           <w:highlight w:val="lightGray"/>
         </w:rPr>
-        <w:t xml:space="preserve">: Persons Table -&gt; ID Column: 1, </w:t>
-      </w:r>
-      <w:proofErr w:type="spellStart"/>
-      <w:r>
-        <w:rPr>
-          <w:rFonts w:ascii="Arial" w:eastAsia="Arial" w:hAnsi="Arial" w:cs="Arial"/>
-          <w:color w:val="000000"/>
-          <w:sz w:val="18"/>
-          <w:highlight w:val="lightGray"/>
-        </w:rPr>
-        <w:t>Name_En</w:t>
-      </w:r>
-      <w:proofErr w:type="spellEnd"/>
-      <w:r>
-        <w:rPr>
-          <w:rFonts w:ascii="Arial" w:eastAsia="Arial" w:hAnsi="Arial" w:cs="Arial"/>
-          <w:color w:val="000000"/>
-          <w:sz w:val="18"/>
-          <w:highlight w:val="lightGray"/>
-        </w:rPr>
-        <w:t xml:space="preserve"> Column: Motasem Essam] -&gt; </w:t>
+        <w:t xml:space="preserve">: Persons Table -&gt; ID Column: 1, Name_En Column: Motasem Essam] -&gt; </w:t>
       </w:r>
       <w:r>
         <w:rPr>
@@ -2149,7 +2089,8 @@
     <w:p>
       <w:pPr>
         <w:rPr>
-          <w:rFonts w:ascii="Roboto Mono" w:hAnsi="Roboto Mono"/>
+          <w:rFonts w:ascii="Roboto Mono" w:eastAsiaTheme="minorEastAsia" w:hAnsi="Roboto Mono"/>
+          <w:rtl/>
         </w:rPr>
       </w:pPr>
       <m:oMathPara>
@@ -2211,6 +2152,68 @@
           <w:noProof/>
         </w:rPr>
         <w:drawing>
+          <wp:inline distT="0" distB="0" distL="0" distR="0" wp14:anchorId="57EE63B2" wp14:editId="79D51E55">
+            <wp:extent cx="5943600" cy="3063875"/>
+            <wp:effectExtent l="0" t="0" r="0" b="3175"/>
+            <wp:docPr id="1753719114" name="Picture 87" descr="Image"/>
+            <wp:cNvGraphicFramePr>
+              <a:graphicFrameLocks xmlns:a="http://schemas.openxmlformats.org/drawingml/2006/main" noChangeAspect="1"/>
+            </wp:cNvGraphicFramePr>
+            <a:graphic xmlns:a="http://schemas.openxmlformats.org/drawingml/2006/main">
+              <a:graphicData uri="http://schemas.openxmlformats.org/drawingml/2006/picture">
+                <pic:pic xmlns:pic="http://schemas.openxmlformats.org/drawingml/2006/picture">
+                  <pic:nvPicPr>
+                    <pic:cNvPr id="0" name="Picture 600" descr="Image"/>
+                    <pic:cNvPicPr>
+                      <a:picLocks noChangeAspect="1" noChangeArrowheads="1"/>
+                    </pic:cNvPicPr>
+                  </pic:nvPicPr>
+                  <pic:blipFill>
+                    <a:blip r:embed="rId11">
+                      <a:extLst>
+                        <a:ext uri="{28A0092B-C50C-407E-A947-70E740481C1C}">
+                          <a14:useLocalDpi xmlns:a14="http://schemas.microsoft.com/office/drawing/2010/main" val="0"/>
+                        </a:ext>
+                      </a:extLst>
+                    </a:blip>
+                    <a:srcRect/>
+                    <a:stretch>
+                      <a:fillRect/>
+                    </a:stretch>
+                  </pic:blipFill>
+                  <pic:spPr bwMode="auto">
+                    <a:xfrm>
+                      <a:off x="0" y="0"/>
+                      <a:ext cx="5943600" cy="3063875"/>
+                    </a:xfrm>
+                    <a:prstGeom prst="rect">
+                      <a:avLst/>
+                    </a:prstGeom>
+                    <a:noFill/>
+                    <a:ln>
+                      <a:noFill/>
+                    </a:ln>
+                  </pic:spPr>
+                </pic:pic>
+              </a:graphicData>
+            </a:graphic>
+          </wp:inline>
+        </w:drawing>
+      </w:r>
+    </w:p>
+    <w:p>
+      <w:pPr>
+        <w:rPr>
+          <w:rFonts w:ascii="Roboto Mono" w:hAnsi="Roboto Mono"/>
+        </w:rPr>
+      </w:pPr>
+      <w:r>
+        <w:rPr>
+          <w:rFonts w:ascii="Roboto Mono" w:hAnsi="Roboto Mono"/>
+          <w:noProof/>
+        </w:rPr>
+        <w:lastRenderedPageBreak/>
+        <w:drawing>
           <wp:inline distT="0" distB="0" distL="0" distR="0" wp14:anchorId="5EBEB262" wp14:editId="30441886">
             <wp:extent cx="4762500" cy="3970020"/>
             <wp:effectExtent l="0" t="0" r="0" b="0"/>
@@ -2228,7 +2231,7 @@
                     </pic:cNvPicPr>
                   </pic:nvPicPr>
                   <pic:blipFill>
-                    <a:blip r:embed="rId11">
+                    <a:blip r:embed="rId12">
                       <a:extLst>
                         <a:ext uri="{28A0092B-C50C-407E-A947-70E740481C1C}">
                           <a14:useLocalDpi xmlns:a14="http://schemas.microsoft.com/office/drawing/2010/main" val="0"/>
@@ -2290,7 +2293,7 @@
                     </pic:cNvPicPr>
                   </pic:nvPicPr>
                   <pic:blipFill>
-                    <a:blip r:embed="rId12">
+                    <a:blip r:embed="rId13">
                       <a:extLst>
                         <a:ext uri="{28A0092B-C50C-407E-A947-70E740481C1C}">
                           <a14:useLocalDpi xmlns:a14="http://schemas.microsoft.com/office/drawing/2010/main" val="0"/>
@@ -2352,7 +2355,7 @@
                     </pic:cNvPicPr>
                   </pic:nvPicPr>
                   <pic:blipFill>
-                    <a:blip r:embed="rId13">
+                    <a:blip r:embed="rId14">
                       <a:extLst>
                         <a:ext uri="{28A0092B-C50C-407E-A947-70E740481C1C}">
                           <a14:useLocalDpi xmlns:a14="http://schemas.microsoft.com/office/drawing/2010/main" val="0"/>
@@ -2414,7 +2417,7 @@
                     </pic:cNvPicPr>
                   </pic:nvPicPr>
                   <pic:blipFill>
-                    <a:blip r:embed="rId14">
+                    <a:blip r:embed="rId15">
                       <a:extLst>
                         <a:ext uri="{28A0092B-C50C-407E-A947-70E740481C1C}">
                           <a14:useLocalDpi xmlns:a14="http://schemas.microsoft.com/office/drawing/2010/main" val="0"/>
@@ -2475,7 +2478,7 @@
                     </pic:cNvPicPr>
                   </pic:nvPicPr>
                   <pic:blipFill>
-                    <a:blip r:embed="rId15">
+                    <a:blip r:embed="rId16">
                       <a:extLst>
                         <a:ext uri="{28A0092B-C50C-407E-A947-70E740481C1C}">
                           <a14:useLocalDpi xmlns:a14="http://schemas.microsoft.com/office/drawing/2010/main" val="0"/>
@@ -2812,27 +2815,7 @@
           <w:sz w:val="18"/>
           <w:highlight w:val="lightGray"/>
         </w:rPr>
-        <w:t xml:space="preserve">: Persons Table -&gt; ID Column: 1, </w:t>
-      </w:r>
-      <w:proofErr w:type="spellStart"/>
-      <w:r>
-        <w:rPr>
-          <w:rFonts w:ascii="Arial" w:eastAsia="Arial" w:hAnsi="Arial" w:cs="Arial"/>
-          <w:color w:val="000000"/>
-          <w:sz w:val="18"/>
-          <w:highlight w:val="lightGray"/>
-        </w:rPr>
-        <w:t>Name_En</w:t>
-      </w:r>
-      <w:proofErr w:type="spellEnd"/>
-      <w:r>
-        <w:rPr>
-          <w:rFonts w:ascii="Arial" w:eastAsia="Arial" w:hAnsi="Arial" w:cs="Arial"/>
-          <w:color w:val="000000"/>
-          <w:sz w:val="18"/>
-          <w:highlight w:val="lightGray"/>
-        </w:rPr>
-        <w:t xml:space="preserve"> Column: Motasem Essam] -&gt; </w:t>
+        <w:t xml:space="preserve">: Persons Table -&gt; ID Column: 1, Name_En Column: Motasem Essam] -&gt; </w:t>
       </w:r>
       <w:r>
         <w:rPr>
@@ -3095,27 +3078,7 @@
           <w:sz w:val="18"/>
           <w:highlight w:val="lightGray"/>
         </w:rPr>
-        <w:t xml:space="preserve">: Persons Table -&gt; ID Column: 1, </w:t>
-      </w:r>
-      <w:proofErr w:type="spellStart"/>
-      <w:r>
-        <w:rPr>
-          <w:rFonts w:ascii="Arial" w:eastAsia="Arial" w:hAnsi="Arial" w:cs="Arial"/>
-          <w:color w:val="000000"/>
-          <w:sz w:val="18"/>
-          <w:highlight w:val="lightGray"/>
-        </w:rPr>
-        <w:t>Name_En</w:t>
-      </w:r>
-      <w:proofErr w:type="spellEnd"/>
-      <w:r>
-        <w:rPr>
-          <w:rFonts w:ascii="Arial" w:eastAsia="Arial" w:hAnsi="Arial" w:cs="Arial"/>
-          <w:color w:val="000000"/>
-          <w:sz w:val="18"/>
-          <w:highlight w:val="lightGray"/>
-        </w:rPr>
-        <w:t xml:space="preserve"> Column: Motasem Essam] -&gt; </w:t>
+        <w:t xml:space="preserve">: Persons Table -&gt; ID Column: 1, Name_En Column: Motasem Essam] -&gt; </w:t>
       </w:r>
       <w:r>
         <w:rPr>
@@ -3267,27 +3230,7 @@
           <w:sz w:val="18"/>
           <w:highlight w:val="lightGray"/>
         </w:rPr>
-        <w:t xml:space="preserve">: Persons Table -&gt; ID Column: 1, </w:t>
-      </w:r>
-      <w:proofErr w:type="spellStart"/>
-      <w:r>
-        <w:rPr>
-          <w:rFonts w:ascii="Arial" w:eastAsia="Arial" w:hAnsi="Arial" w:cs="Arial"/>
-          <w:color w:val="000000"/>
-          <w:sz w:val="18"/>
-          <w:highlight w:val="lightGray"/>
-        </w:rPr>
-        <w:t>Name_En</w:t>
-      </w:r>
-      <w:proofErr w:type="spellEnd"/>
-      <w:r>
-        <w:rPr>
-          <w:rFonts w:ascii="Arial" w:eastAsia="Arial" w:hAnsi="Arial" w:cs="Arial"/>
-          <w:color w:val="000000"/>
-          <w:sz w:val="18"/>
-          <w:highlight w:val="lightGray"/>
-        </w:rPr>
-        <w:t xml:space="preserve"> Column: Motasem Essam] -&gt; </w:t>
+        <w:t xml:space="preserve">: Persons Table -&gt; ID Column: 1, Name_En Column: Motasem Essam] -&gt; </w:t>
       </w:r>
       <w:r>
         <w:rPr>
@@ -3457,7 +3400,7 @@
         </w:rPr>
         <w:lastRenderedPageBreak/>
         <w:drawing>
-          <wp:inline distT="0" distB="0" distL="0" distR="0" wp14:anchorId="13512729" wp14:editId="657D3C09">
+          <wp:inline distT="0" distB="0" distL="0" distR="0" wp14:anchorId="13512729" wp14:editId="5754DDAD">
             <wp:extent cx="5943600" cy="5943600"/>
             <wp:effectExtent l="0" t="0" r="0" b="0"/>
             <wp:docPr id="2095779035" name="Picture 66" descr="Image"/>
@@ -3474,7 +3417,7 @@
                     </pic:cNvPicPr>
                   </pic:nvPicPr>
                   <pic:blipFill>
-                    <a:blip r:embed="rId16" cstate="print">
+                    <a:blip r:embed="rId17" cstate="print">
                       <a:extLst>
                         <a:ext uri="{28A0092B-C50C-407E-A947-70E740481C1C}">
                           <a14:useLocalDpi xmlns:a14="http://schemas.microsoft.com/office/drawing/2010/main" val="0"/>
@@ -3536,7 +3479,7 @@
                     </pic:cNvPicPr>
                   </pic:nvPicPr>
                   <pic:blipFill>
-                    <a:blip r:embed="rId17">
+                    <a:blip r:embed="rId18">
                       <a:extLst>
                         <a:ext uri="{28A0092B-C50C-407E-A947-70E740481C1C}">
                           <a14:useLocalDpi xmlns:a14="http://schemas.microsoft.com/office/drawing/2010/main" val="0"/>
@@ -3598,7 +3541,7 @@
                     </pic:cNvPicPr>
                   </pic:nvPicPr>
                   <pic:blipFill>
-                    <a:blip r:embed="rId18">
+                    <a:blip r:embed="rId19">
                       <a:extLst>
                         <a:ext uri="{28A0092B-C50C-407E-A947-70E740481C1C}">
                           <a14:useLocalDpi xmlns:a14="http://schemas.microsoft.com/office/drawing/2010/main" val="0"/>
@@ -3659,7 +3602,7 @@
                     </pic:cNvPicPr>
                   </pic:nvPicPr>
                   <pic:blipFill>
-                    <a:blip r:embed="rId19">
+                    <a:blip r:embed="rId20">
                       <a:extLst>
                         <a:ext uri="{28A0092B-C50C-407E-A947-70E740481C1C}">
                           <a14:useLocalDpi xmlns:a14="http://schemas.microsoft.com/office/drawing/2010/main" val="0"/>
@@ -3718,27 +3661,7 @@
           <w:sz w:val="18"/>
           <w:highlight w:val="lightGray"/>
         </w:rPr>
-        <w:t xml:space="preserve">: Persons Table -&gt; ID Column: 1, </w:t>
-      </w:r>
-      <w:proofErr w:type="spellStart"/>
-      <w:r>
-        <w:rPr>
-          <w:rFonts w:ascii="Arial" w:eastAsia="Arial" w:hAnsi="Arial" w:cs="Arial"/>
-          <w:color w:val="000000"/>
-          <w:sz w:val="18"/>
-          <w:highlight w:val="lightGray"/>
-        </w:rPr>
-        <w:t>Name_En</w:t>
-      </w:r>
-      <w:proofErr w:type="spellEnd"/>
-      <w:r>
-        <w:rPr>
-          <w:rFonts w:ascii="Arial" w:eastAsia="Arial" w:hAnsi="Arial" w:cs="Arial"/>
-          <w:color w:val="000000"/>
-          <w:sz w:val="18"/>
-          <w:highlight w:val="lightGray"/>
-        </w:rPr>
-        <w:t xml:space="preserve"> Column: Motasem Essam] -&gt; </w:t>
+        <w:t xml:space="preserve">: Persons Table -&gt; ID Column: 1, Name_En Column: Motasem Essam] -&gt; </w:t>
       </w:r>
       <w:r>
         <w:rPr>
@@ -4159,27 +4082,7 @@
           <w:sz w:val="18"/>
           <w:highlight w:val="lightGray"/>
         </w:rPr>
-        <w:t xml:space="preserve">: Persons Table -&gt; ID Column: 1, </w:t>
-      </w:r>
-      <w:proofErr w:type="spellStart"/>
-      <w:r>
-        <w:rPr>
-          <w:rFonts w:ascii="Arial" w:eastAsia="Arial" w:hAnsi="Arial" w:cs="Arial"/>
-          <w:color w:val="000000"/>
-          <w:sz w:val="18"/>
-          <w:highlight w:val="lightGray"/>
-        </w:rPr>
-        <w:t>Name_En</w:t>
-      </w:r>
-      <w:proofErr w:type="spellEnd"/>
-      <w:r>
-        <w:rPr>
-          <w:rFonts w:ascii="Arial" w:eastAsia="Arial" w:hAnsi="Arial" w:cs="Arial"/>
-          <w:color w:val="000000"/>
-          <w:sz w:val="18"/>
-          <w:highlight w:val="lightGray"/>
-        </w:rPr>
-        <w:t xml:space="preserve"> Column: Motasem Essam] -&gt; </w:t>
+        <w:t xml:space="preserve">: Persons Table -&gt; ID Column: 1, Name_En Column: Motasem Essam] -&gt; </w:t>
       </w:r>
       <w:r>
         <w:rPr>
@@ -4244,7 +4147,7 @@
                     </pic:cNvPicPr>
                   </pic:nvPicPr>
                   <pic:blipFill>
-                    <a:blip r:embed="rId20">
+                    <a:blip r:embed="rId21">
                       <a:extLst>
                         <a:ext uri="{28A0092B-C50C-407E-A947-70E740481C1C}">
                           <a14:useLocalDpi xmlns:a14="http://schemas.microsoft.com/office/drawing/2010/main" val="0"/>
@@ -4516,27 +4419,7 @@
           <w:sz w:val="18"/>
           <w:highlight w:val="lightGray"/>
         </w:rPr>
-        <w:t xml:space="preserve">: Persons Table -&gt; ID Column: 1, </w:t>
-      </w:r>
-      <w:proofErr w:type="spellStart"/>
-      <w:r>
-        <w:rPr>
-          <w:rFonts w:ascii="Arial" w:eastAsia="Arial" w:hAnsi="Arial" w:cs="Arial"/>
-          <w:color w:val="000000"/>
-          <w:sz w:val="18"/>
-          <w:highlight w:val="lightGray"/>
-        </w:rPr>
-        <w:t>Name_En</w:t>
-      </w:r>
-      <w:proofErr w:type="spellEnd"/>
-      <w:r>
-        <w:rPr>
-          <w:rFonts w:ascii="Arial" w:eastAsia="Arial" w:hAnsi="Arial" w:cs="Arial"/>
-          <w:color w:val="000000"/>
-          <w:sz w:val="18"/>
-          <w:highlight w:val="lightGray"/>
-        </w:rPr>
-        <w:t xml:space="preserve"> Column: Motasem Essam] -&gt; </w:t>
+        <w:t xml:space="preserve">: Persons Table -&gt; ID Column: 1, Name_En Column: Motasem Essam] -&gt; </w:t>
       </w:r>
       <w:r>
         <w:rPr>
@@ -4664,27 +4547,7 @@
           <w:sz w:val="18"/>
           <w:highlight w:val="lightGray"/>
         </w:rPr>
-        <w:t xml:space="preserve">: Persons Table -&gt; ID Column: 1, </w:t>
-      </w:r>
-      <w:proofErr w:type="spellStart"/>
-      <w:r>
-        <w:rPr>
-          <w:rFonts w:ascii="Arial" w:eastAsia="Arial" w:hAnsi="Arial" w:cs="Arial"/>
-          <w:color w:val="000000"/>
-          <w:sz w:val="18"/>
-          <w:highlight w:val="lightGray"/>
-        </w:rPr>
-        <w:t>Name_En</w:t>
-      </w:r>
-      <w:proofErr w:type="spellEnd"/>
-      <w:r>
-        <w:rPr>
-          <w:rFonts w:ascii="Arial" w:eastAsia="Arial" w:hAnsi="Arial" w:cs="Arial"/>
-          <w:color w:val="000000"/>
-          <w:sz w:val="18"/>
-          <w:highlight w:val="lightGray"/>
-        </w:rPr>
-        <w:t xml:space="preserve"> Column: Motasem Essam] -&gt; </w:t>
+        <w:t xml:space="preserve">: Persons Table -&gt; ID Column: 1, Name_En Column: Motasem Essam] -&gt; </w:t>
       </w:r>
       <w:r>
         <w:rPr>
@@ -4753,6 +4616,9 @@
             <m:t>r=5</m:t>
           </m:r>
           <m:r>
+            <m:rPr>
+              <m:sty m:val="p"/>
+            </m:rPr>
             <w:rPr>
               <w:rFonts w:ascii="Roboto Mono" w:hAnsi="Roboto Mono"/>
             </w:rPr>
@@ -4867,27 +4733,7 @@
           <w:sz w:val="18"/>
           <w:highlight w:val="lightGray"/>
         </w:rPr>
-        <w:t xml:space="preserve">: Persons Table -&gt; ID Column: 1, </w:t>
-      </w:r>
-      <w:proofErr w:type="spellStart"/>
-      <w:r>
-        <w:rPr>
-          <w:rFonts w:ascii="Arial" w:eastAsia="Arial" w:hAnsi="Arial" w:cs="Arial"/>
-          <w:color w:val="000000"/>
-          <w:sz w:val="18"/>
-          <w:highlight w:val="lightGray"/>
-        </w:rPr>
-        <w:t>Name_En</w:t>
-      </w:r>
-      <w:proofErr w:type="spellEnd"/>
-      <w:r>
-        <w:rPr>
-          <w:rFonts w:ascii="Arial" w:eastAsia="Arial" w:hAnsi="Arial" w:cs="Arial"/>
-          <w:color w:val="000000"/>
-          <w:sz w:val="18"/>
-          <w:highlight w:val="lightGray"/>
-        </w:rPr>
-        <w:t xml:space="preserve"> Column: Motasem Essam] -&gt; </w:t>
+        <w:t xml:space="preserve">: Persons Table -&gt; ID Column: 1, Name_En Column: Motasem Essam] -&gt; </w:t>
       </w:r>
       <w:r>
         <w:rPr>
@@ -4956,6 +4802,9 @@
             <m:t>r=10</m:t>
           </m:r>
           <m:r>
+            <m:rPr>
+              <m:sty m:val="p"/>
+            </m:rPr>
             <w:rPr>
               <w:rFonts w:ascii="Roboto Mono" w:hAnsi="Roboto Mono"/>
             </w:rPr>
@@ -5051,27 +4900,7 @@
           <w:sz w:val="18"/>
           <w:highlight w:val="lightGray"/>
         </w:rPr>
-        <w:t xml:space="preserve">: Persons Table -&gt; ID Column: 1, </w:t>
-      </w:r>
-      <w:proofErr w:type="spellStart"/>
-      <w:r>
-        <w:rPr>
-          <w:rFonts w:ascii="Arial" w:eastAsia="Arial" w:hAnsi="Arial" w:cs="Arial"/>
-          <w:color w:val="000000"/>
-          <w:sz w:val="18"/>
-          <w:highlight w:val="lightGray"/>
-        </w:rPr>
-        <w:t>Name_En</w:t>
-      </w:r>
-      <w:proofErr w:type="spellEnd"/>
-      <w:r>
-        <w:rPr>
-          <w:rFonts w:ascii="Arial" w:eastAsia="Arial" w:hAnsi="Arial" w:cs="Arial"/>
-          <w:color w:val="000000"/>
-          <w:sz w:val="18"/>
-          <w:highlight w:val="lightGray"/>
-        </w:rPr>
-        <w:t xml:space="preserve"> Column: Motasem Essam] -&gt; </w:t>
+        <w:t xml:space="preserve">: Persons Table -&gt; ID Column: 1, Name_En Column: Motasem Essam] -&gt; </w:t>
       </w:r>
       <w:r>
         <w:rPr>
@@ -5180,7 +5009,7 @@
                     </pic:cNvPicPr>
                   </pic:nvPicPr>
                   <pic:blipFill>
-                    <a:blip r:embed="rId21">
+                    <a:blip r:embed="rId22">
                       <a:extLst>
                         <a:ext uri="{28A0092B-C50C-407E-A947-70E740481C1C}">
                           <a14:useLocalDpi xmlns:a14="http://schemas.microsoft.com/office/drawing/2010/main" val="0"/>
@@ -5341,27 +5170,7 @@
           <w:sz w:val="18"/>
           <w:highlight w:val="lightGray"/>
         </w:rPr>
-        <w:t xml:space="preserve">: Persons Table -&gt; ID Column: 1, </w:t>
-      </w:r>
-      <w:proofErr w:type="spellStart"/>
-      <w:r>
-        <w:rPr>
-          <w:rFonts w:ascii="Arial" w:eastAsia="Arial" w:hAnsi="Arial" w:cs="Arial"/>
-          <w:color w:val="000000"/>
-          <w:sz w:val="18"/>
-          <w:highlight w:val="lightGray"/>
-        </w:rPr>
-        <w:t>Name_En</w:t>
-      </w:r>
-      <w:proofErr w:type="spellEnd"/>
-      <w:r>
-        <w:rPr>
-          <w:rFonts w:ascii="Arial" w:eastAsia="Arial" w:hAnsi="Arial" w:cs="Arial"/>
-          <w:color w:val="000000"/>
-          <w:sz w:val="18"/>
-          <w:highlight w:val="lightGray"/>
-        </w:rPr>
-        <w:t xml:space="preserve"> Column: Motasem Essam] -&gt; </w:t>
+        <w:t xml:space="preserve">: Persons Table -&gt; ID Column: 1, Name_En Column: Motasem Essam] -&gt; </w:t>
       </w:r>
       <w:r>
         <w:rPr>
@@ -5666,7 +5475,7 @@
                     </pic:cNvPicPr>
                   </pic:nvPicPr>
                   <pic:blipFill>
-                    <a:blip r:embed="rId22" cstate="print">
+                    <a:blip r:embed="rId23" cstate="print">
                       <a:extLst>
                         <a:ext uri="{28A0092B-C50C-407E-A947-70E740481C1C}">
                           <a14:useLocalDpi xmlns:a14="http://schemas.microsoft.com/office/drawing/2010/main" val="0"/>
@@ -5709,7 +5518,6 @@
           <w:rFonts w:ascii="Roboto Mono" w:hAnsi="Roboto Mono"/>
           <w:noProof/>
         </w:rPr>
-        <w:lastRenderedPageBreak/>
         <w:drawing>
           <wp:inline distT="0" distB="0" distL="0" distR="0" wp14:anchorId="585E4550" wp14:editId="7AF6B549">
             <wp:extent cx="5074920" cy="7620000"/>
@@ -5728,7 +5536,7 @@
                     </pic:cNvPicPr>
                   </pic:nvPicPr>
                   <pic:blipFill>
-                    <a:blip r:embed="rId23">
+                    <a:blip r:embed="rId24">
                       <a:extLst>
                         <a:ext uri="{28A0092B-C50C-407E-A947-70E740481C1C}">
                           <a14:useLocalDpi xmlns:a14="http://schemas.microsoft.com/office/drawing/2010/main" val="0"/>
@@ -5790,7 +5598,7 @@
                     </pic:cNvPicPr>
                   </pic:nvPicPr>
                   <pic:blipFill>
-                    <a:blip r:embed="rId24">
+                    <a:blip r:embed="rId25">
                       <a:extLst>
                         <a:ext uri="{28A0092B-C50C-407E-A947-70E740481C1C}">
                           <a14:useLocalDpi xmlns:a14="http://schemas.microsoft.com/office/drawing/2010/main" val="0"/>
@@ -5851,7 +5659,7 @@
                     </pic:cNvPicPr>
                   </pic:nvPicPr>
                   <pic:blipFill>
-                    <a:blip r:embed="rId25">
+                    <a:blip r:embed="rId26">
                       <a:extLst>
                         <a:ext uri="{28A0092B-C50C-407E-A947-70E740481C1C}">
                           <a14:useLocalDpi xmlns:a14="http://schemas.microsoft.com/office/drawing/2010/main" val="0"/>
@@ -5913,7 +5721,7 @@
                     </pic:cNvPicPr>
                   </pic:nvPicPr>
                   <pic:blipFill>
-                    <a:blip r:embed="rId26">
+                    <a:blip r:embed="rId27">
                       <a:extLst>
                         <a:ext uri="{28A0092B-C50C-407E-A947-70E740481C1C}">
                           <a14:useLocalDpi xmlns:a14="http://schemas.microsoft.com/office/drawing/2010/main" val="0"/>
@@ -5978,27 +5786,7 @@
           <w:sz w:val="18"/>
           <w:highlight w:val="lightGray"/>
         </w:rPr>
-        <w:t xml:space="preserve">: Persons Table -&gt; ID Column: 1, </w:t>
-      </w:r>
-      <w:proofErr w:type="spellStart"/>
-      <w:r>
-        <w:rPr>
-          <w:rFonts w:ascii="Arial" w:eastAsia="Arial" w:hAnsi="Arial" w:cs="Arial"/>
-          <w:color w:val="000000"/>
-          <w:sz w:val="18"/>
-          <w:highlight w:val="lightGray"/>
-        </w:rPr>
-        <w:t>Name_En</w:t>
-      </w:r>
-      <w:proofErr w:type="spellEnd"/>
-      <w:r>
-        <w:rPr>
-          <w:rFonts w:ascii="Arial" w:eastAsia="Arial" w:hAnsi="Arial" w:cs="Arial"/>
-          <w:color w:val="000000"/>
-          <w:sz w:val="18"/>
-          <w:highlight w:val="lightGray"/>
-        </w:rPr>
-        <w:t xml:space="preserve"> Column: Motasem Essam] -&gt; </w:t>
+        <w:t xml:space="preserve">: Persons Table -&gt; ID Column: 1, Name_En Column: Motasem Essam] -&gt; </w:t>
       </w:r>
       <w:r>
         <w:rPr>
@@ -6062,7 +5850,7 @@
                     </pic:cNvPicPr>
                   </pic:nvPicPr>
                   <pic:blipFill>
-                    <a:blip r:embed="rId27">
+                    <a:blip r:embed="rId28">
                       <a:extLst>
                         <a:ext uri="{28A0092B-C50C-407E-A947-70E740481C1C}">
                           <a14:useLocalDpi xmlns:a14="http://schemas.microsoft.com/office/drawing/2010/main" val="0"/>
@@ -6350,27 +6138,7 @@
           <w:sz w:val="18"/>
           <w:highlight w:val="lightGray"/>
         </w:rPr>
-        <w:t xml:space="preserve">: Persons Table -&gt; ID Column: 1, </w:t>
-      </w:r>
-      <w:proofErr w:type="spellStart"/>
-      <w:r>
-        <w:rPr>
-          <w:rFonts w:ascii="Arial" w:eastAsia="Arial" w:hAnsi="Arial" w:cs="Arial"/>
-          <w:color w:val="000000"/>
-          <w:sz w:val="18"/>
-          <w:highlight w:val="lightGray"/>
-        </w:rPr>
-        <w:t>Name_En</w:t>
-      </w:r>
-      <w:proofErr w:type="spellEnd"/>
-      <w:r>
-        <w:rPr>
-          <w:rFonts w:ascii="Arial" w:eastAsia="Arial" w:hAnsi="Arial" w:cs="Arial"/>
-          <w:color w:val="000000"/>
-          <w:sz w:val="18"/>
-          <w:highlight w:val="lightGray"/>
-        </w:rPr>
-        <w:t xml:space="preserve"> Column: Motasem Essam] -&gt; </w:t>
+        <w:t xml:space="preserve">: Persons Table -&gt; ID Column: 1, Name_En Column: Motasem Essam] -&gt; </w:t>
       </w:r>
       <w:r>
         <w:rPr>
@@ -6434,7 +6202,7 @@
                     </pic:cNvPicPr>
                   </pic:nvPicPr>
                   <pic:blipFill>
-                    <a:blip r:embed="rId28">
+                    <a:blip r:embed="rId29">
                       <a:extLst>
                         <a:ext uri="{28A0092B-C50C-407E-A947-70E740481C1C}">
                           <a14:useLocalDpi xmlns:a14="http://schemas.microsoft.com/office/drawing/2010/main" val="0"/>
@@ -7190,27 +6958,7 @@
           <w:sz w:val="18"/>
           <w:highlight w:val="lightGray"/>
         </w:rPr>
-        <w:t xml:space="preserve">: Persons Table -&gt; ID Column: 1, </w:t>
-      </w:r>
-      <w:proofErr w:type="spellStart"/>
-      <w:r>
-        <w:rPr>
-          <w:rFonts w:ascii="Arial" w:eastAsia="Arial" w:hAnsi="Arial" w:cs="Arial"/>
-          <w:color w:val="000000"/>
-          <w:sz w:val="18"/>
-          <w:highlight w:val="lightGray"/>
-        </w:rPr>
-        <w:t>Name_En</w:t>
-      </w:r>
-      <w:proofErr w:type="spellEnd"/>
-      <w:r>
-        <w:rPr>
-          <w:rFonts w:ascii="Arial" w:eastAsia="Arial" w:hAnsi="Arial" w:cs="Arial"/>
-          <w:color w:val="000000"/>
-          <w:sz w:val="18"/>
-          <w:highlight w:val="lightGray"/>
-        </w:rPr>
-        <w:t xml:space="preserve"> Column: Motasem Essam] -&gt; </w:t>
+        <w:t xml:space="preserve">: Persons Table -&gt; ID Column: 1, Name_En Column: Motasem Essam] -&gt; </w:t>
       </w:r>
       <w:r>
         <w:rPr>
@@ -7427,27 +7175,7 @@
           <w:sz w:val="18"/>
           <w:highlight w:val="lightGray"/>
         </w:rPr>
-        <w:t xml:space="preserve">: Persons Table -&gt; ID Column: 1, </w:t>
-      </w:r>
-      <w:proofErr w:type="spellStart"/>
-      <w:r>
-        <w:rPr>
-          <w:rFonts w:ascii="Arial" w:eastAsia="Arial" w:hAnsi="Arial" w:cs="Arial"/>
-          <w:color w:val="000000"/>
-          <w:sz w:val="18"/>
-          <w:highlight w:val="lightGray"/>
-        </w:rPr>
-        <w:t>Name_En</w:t>
-      </w:r>
-      <w:proofErr w:type="spellEnd"/>
-      <w:r>
-        <w:rPr>
-          <w:rFonts w:ascii="Arial" w:eastAsia="Arial" w:hAnsi="Arial" w:cs="Arial"/>
-          <w:color w:val="000000"/>
-          <w:sz w:val="18"/>
-          <w:highlight w:val="lightGray"/>
-        </w:rPr>
-        <w:t xml:space="preserve"> Column: Motasem Essam] -&gt; </w:t>
+        <w:t xml:space="preserve">: Persons Table -&gt; ID Column: 1, Name_En Column: Motasem Essam] -&gt; </w:t>
       </w:r>
       <w:r>
         <w:rPr>
